--- a/3.Project Design Phase/Proposed Solution.docx
+++ b/3.Project Design Phase/Proposed Solution.docx
@@ -15,21 +15,17 @@
         <w:pStyle w:val="Heading2"/>
       </w:pPr>
       <w:r>
-        <w:t>Solution Overview</w:t>
+        <w:t>1. Executive Summary</w:t>
       </w:r>
     </w:p>
     <w:p>
       <w:r>
-        <w:t xml:space="preserve">A </w:t>
+        <w:t>This document describes the design and implementation details of the Human Development Index (HDI) Prediction System. The solution combines a machine learning model, a Flask web server, and a responsive frontend to create an interactive tool for predicting and visualizing human development levels.</w:t>
       </w:r>
+    </w:p>
+    <w:p>
       <w:r>
-        <w:rPr>
-          <w:b/>
-        </w:rPr>
-        <w:t>Machine Learning-powered web application</w:t>
-      </w:r>
-      <w:r>
-        <w:t xml:space="preserve"> that predicts Human Development Index (HDI) scores based on key development indicators and classifies countries into UNDP-standard development tiers with contextual insights.</w:t>
+        <w:t>---</w:t>
       </w:r>
     </w:p>
     <w:p>
@@ -37,7 +33,7 @@
         <w:pStyle w:val="Heading2"/>
       </w:pPr>
       <w:r>
-        <w:t>System Components</w:t>
+        <w:t>2. Technical System Modules</w:t>
       </w:r>
     </w:p>
     <w:p>
@@ -45,47 +41,82 @@
         <w:pStyle w:val="Heading3"/>
       </w:pPr>
       <w:r>
-        <w:t>1. Data Preprocessing Module (`data_preprocessing.py`)</w:t>
+        <w:t>2.1 Preprocessing Module (`data_preprocessing.py`)</w:t>
       </w:r>
     </w:p>
     <w:p>
       <w:pPr>
         <w:pStyle w:val="ListBullet"/>
       </w:pPr>
+      <w:r/>
       <w:r>
-        <w:t>Loads HDI dataset from CSV (200 records, 5 countries)</w:t>
+        <w:rPr>
+          <w:b/>
+        </w:rPr>
+        <w:t>Data Loading</w:t>
+      </w:r>
+      <w:r>
+        <w:t>: Loads the HDI dataset (`data/hdi_data.csv`) using Pandas.</w:t>
       </w:r>
     </w:p>
     <w:p>
       <w:pPr>
         <w:pStyle w:val="ListBullet"/>
       </w:pPr>
+      <w:r/>
       <w:r>
-        <w:t>Selects features: country, life_expectancy, expected_years_schooling, mean_years_schooling, gni_per_capita</w:t>
+        <w:rPr>
+          <w:b/>
+        </w:rPr>
+        <w:t>Feature Selection</w:t>
+      </w:r>
+      <w:r>
+        <w:t>: Selects features: `Country`, `Life_Expectancy`, `Expected_Years_Schooling`, `Mean_Years_Schooling`, `GNI_Per_Capita`.</w:t>
       </w:r>
     </w:p>
     <w:p>
       <w:pPr>
         <w:pStyle w:val="ListBullet"/>
       </w:pPr>
+      <w:r/>
       <w:r>
-        <w:t>Handles null values using mean imputation</w:t>
+        <w:rPr>
+          <w:b/>
+        </w:rPr>
+        <w:t>Imputation</w:t>
+      </w:r>
+      <w:r>
+        <w:t>: Cleans missing data using mean imputation for numeric indicators.</w:t>
       </w:r>
     </w:p>
     <w:p>
       <w:pPr>
         <w:pStyle w:val="ListBullet"/>
       </w:pPr>
+      <w:r/>
       <w:r>
-        <w:t>Encodes categorical variables (country names) using LabelEncoder</w:t>
+        <w:rPr>
+          <w:b/>
+        </w:rPr>
+        <w:t>Categorical Encoding</w:t>
+      </w:r>
+      <w:r>
+        <w:t>: Fits a `LabelEncoder` to convert the `Country` category column to numeric values.</w:t>
       </w:r>
     </w:p>
     <w:p>
       <w:pPr>
         <w:pStyle w:val="ListBullet"/>
       </w:pPr>
+      <w:r/>
       <w:r>
-        <w:t>Splits data into 80% training / 20% testing</w:t>
+        <w:rPr>
+          <w:b/>
+        </w:rPr>
+        <w:t>Data Partitioning</w:t>
+      </w:r>
+      <w:r>
+        <w:t>: Splits the data into 80% training and 20% testing sets.</w:t>
       </w:r>
     </w:p>
     <w:p>
@@ -93,7 +124,7 @@
         <w:pStyle w:val="Heading3"/>
       </w:pPr>
       <w:r>
-        <w:t>2. Machine Learning Module (`ml_model.py`)</w:t>
+        <w:t>2.2 Machine Learning Module (`ml_model.py`)</w:t>
       </w:r>
     </w:p>
     <w:p>
@@ -108,7 +139,7 @@
         <w:t>Algorithm</w:t>
       </w:r>
       <w:r>
-        <w:t>: Linear Regression (Scikit-learn)</w:t>
+        <w:t>: Linear Regression.</w:t>
       </w:r>
     </w:p>
     <w:p>
@@ -120,10 +151,10 @@
         <w:rPr>
           <w:b/>
         </w:rPr>
-        <w:t>Training</w:t>
+        <w:t>Model Object</w:t>
       </w:r>
       <w:r>
-        <w:t>: Fits model on encoded features against HDI index target</w:t>
+        <w:t>: `sklearn.linear_model.LinearRegression`.</w:t>
       </w:r>
     </w:p>
     <w:p>
@@ -135,10 +166,10 @@
         <w:rPr>
           <w:b/>
         </w:rPr>
-        <w:t>Evaluation</w:t>
+        <w:t>Metrics</w:t>
       </w:r>
       <w:r>
-        <w:t>: Computes RMSE and R² score</w:t>
+        <w:t>: Evaluates model performance using Root Mean Squared Error (RMSE) and Coefficient of Determination ($R^2$).</w:t>
       </w:r>
     </w:p>
     <w:p>
@@ -150,10 +181,26 @@
         <w:rPr>
           <w:b/>
         </w:rPr>
-        <w:t>Persistence</w:t>
+        <w:t>Serialization</w:t>
       </w:r>
       <w:r>
-        <w:t>: Saves trained model (`hdi_model.pkl`) and encoder (`encoder.pkl`) using Pickle</w:t>
+        <w:t>: Saves the trained model and label encoder as pickle files:</w:t>
+      </w:r>
+    </w:p>
+    <w:p>
+      <w:pPr>
+        <w:pStyle w:val="ListBullet"/>
+      </w:pPr>
+      <w:r>
+        <w:t>`models/hdi_model.pkl`</w:t>
+      </w:r>
+    </w:p>
+    <w:p>
+      <w:pPr>
+        <w:pStyle w:val="ListBullet"/>
+      </w:pPr>
+      <w:r>
+        <w:t>`models/encoder.pkl`</w:t>
       </w:r>
     </w:p>
     <w:p>
@@ -161,7 +208,7 @@
         <w:pStyle w:val="Heading3"/>
       </w:pPr>
       <w:r>
-        <w:t>3. Web Application Module (`app.py`)</w:t>
+        <w:t>2.3 Application Server Module (`app.py`)</w:t>
       </w:r>
     </w:p>
     <w:p>
@@ -173,10 +220,34 @@
         <w:rPr>
           <w:b/>
         </w:rPr>
-        <w:t>Framework</w:t>
+        <w:t>Routing</w:t>
       </w:r>
       <w:r>
-        <w:t>: Flask with Jinja2 templating</w:t>
+        <w:t>: Implements endpoint routers using Flask:</w:t>
+      </w:r>
+    </w:p>
+    <w:p>
+      <w:pPr>
+        <w:pStyle w:val="ListBullet"/>
+      </w:pPr>
+      <w:r>
+        <w:t>`/` (GET) renders the landing page dashboard.</w:t>
+      </w:r>
+    </w:p>
+    <w:p>
+      <w:pPr>
+        <w:pStyle w:val="ListBullet"/>
+      </w:pPr>
+      <w:r>
+        <w:t>`/predict` (GET) renders the parameter form.</w:t>
+      </w:r>
+    </w:p>
+    <w:p>
+      <w:pPr>
+        <w:pStyle w:val="ListBullet"/>
+      </w:pPr>
+      <w:r>
+        <w:t>`/predict` (POST) processes inputs, generates predictions, and displays results.</w:t>
       </w:r>
     </w:p>
     <w:p>
@@ -188,34 +259,10 @@
         <w:rPr>
           <w:b/>
         </w:rPr>
-        <w:t>Routes</w:t>
+        <w:t>Post-Processing</w:t>
       </w:r>
       <w:r>
-        <w:t>:</w:t>
-      </w:r>
-    </w:p>
-    <w:p>
-      <w:pPr>
-        <w:pStyle w:val="ListBullet"/>
-      </w:pPr>
-      <w:r>
-        <w:t>`GET /` — Home page with HDI dimension overview</w:t>
-      </w:r>
-    </w:p>
-    <w:p>
-      <w:pPr>
-        <w:pStyle w:val="ListBullet"/>
-      </w:pPr>
-      <w:r>
-        <w:t>`GET /predict` — Prediction form</w:t>
-      </w:r>
-    </w:p>
-    <w:p>
-      <w:pPr>
-        <w:pStyle w:val="ListBullet"/>
-      </w:pPr>
-      <w:r>
-        <w:t>`POST /predict` — Process prediction and display results</w:t>
+        <w:t>: Clamps the predicted score to `[0.0, 1.0]` to handle extreme inputs.</w:t>
       </w:r>
     </w:p>
     <w:p>
@@ -227,10 +274,10 @@
         <w:rPr>
           <w:b/>
         </w:rPr>
-        <w:t>HDI Classification</w:t>
+        <w:t>Tier Classification</w:t>
       </w:r>
       <w:r>
-        <w:t>: `classify_hdi()` maps scores to UNDP tiers</w:t>
+        <w:t>: Classifies predicted scores into UNDP categories (Very High, High, Medium, Low).</w:t>
       </w:r>
     </w:p>
     <w:p>
@@ -245,7 +292,7 @@
         <w:t>Insights Engine</w:t>
       </w:r>
       <w:r>
-        <w:t>: `get_hdi_insights()` provides tier-specific recommendations</w:t>
+        <w:t>: Matches the predicted tier to targeted recommendations.</w:t>
       </w:r>
     </w:p>
     <w:p>
@@ -253,7 +300,37 @@
         <w:pStyle w:val="Heading3"/>
       </w:pPr>
       <w:r>
-        <w:t>4. Visualization Module (`visualization.py`, `eda_visualizations.py`)</w:t>
+        <w:t>2.4 User Interface Layer (`templates/` &amp; `static/`)</w:t>
+      </w:r>
+    </w:p>
+    <w:p>
+      <w:pPr>
+        <w:pStyle w:val="ListBullet"/>
+      </w:pPr>
+      <w:r/>
+      <w:r>
+        <w:rPr>
+          <w:b/>
+        </w:rPr>
+        <w:t>Design Theme</w:t>
+      </w:r>
+      <w:r>
+        <w:t>: Dark-mode dashboard using modern glassmorphism (frosted glass) cards.</w:t>
+      </w:r>
+    </w:p>
+    <w:p>
+      <w:pPr>
+        <w:pStyle w:val="ListBullet"/>
+      </w:pPr>
+      <w:r/>
+      <w:r>
+        <w:rPr>
+          <w:b/>
+        </w:rPr>
+        <w:t>Visual Features</w:t>
+      </w:r>
+      <w:r>
+        <w:t>:</w:t>
       </w:r>
     </w:p>
     <w:p>
@@ -261,7 +338,7 @@
         <w:pStyle w:val="ListBullet"/>
       </w:pPr>
       <w:r>
-        <w:t>HDI distribution histogram with KDE</w:t>
+        <w:t>Color-coded badges for development tiers.</w:t>
       </w:r>
     </w:p>
     <w:p>
@@ -269,7 +346,7 @@
         <w:pStyle w:val="ListBullet"/>
       </w:pPr>
       <w:r>
-        <w:t>Feature correlation heatmap</w:t>
+        <w:t>Custom progress bar that acts as a visual progress gauge for the predicted score.</w:t>
       </w:r>
     </w:p>
     <w:p>
@@ -277,55 +354,27 @@
         <w:pStyle w:val="ListBullet"/>
       </w:pPr>
       <w:r>
-        <w:t>Actual vs Predicted scatter plot</w:t>
-      </w:r>
-    </w:p>
-    <w:p>
-      <w:pPr>
-        <w:pStyle w:val="Heading3"/>
-      </w:pPr>
-      <w:r>
-        <w:t>5. Frontend UI (`templates/`, `static/`)</w:t>
+        <w:t>Actionable recommendations displayed in bulleted format.</w:t>
       </w:r>
     </w:p>
     <w:p>
       <w:pPr>
         <w:pStyle w:val="ListBullet"/>
       </w:pPr>
+      <w:r/>
       <w:r>
-        <w:t>Premium dark-mode design with glassmorphism</w:t>
+        <w:rPr>
+          <w:b/>
+        </w:rPr>
+        <w:t>Responsive Layout</w:t>
+      </w:r>
+      <w:r>
+        <w:t>: Designed using CSS Flexbox and Grid to ensure responsiveness across desktop, tablet, and mobile browsers.</w:t>
       </w:r>
     </w:p>
     <w:p>
-      <w:pPr>
-        <w:pStyle w:val="ListBullet"/>
-      </w:pPr>
       <w:r>
-        <w:t>Responsive layout (mobile + desktop)</w:t>
-      </w:r>
-    </w:p>
-    <w:p>
-      <w:pPr>
-        <w:pStyle w:val="ListBullet"/>
-      </w:pPr>
-      <w:r>
-        <w:t>HDI gauge bar visualization</w:t>
-      </w:r>
-    </w:p>
-    <w:p>
-      <w:pPr>
-        <w:pStyle w:val="ListBullet"/>
-      </w:pPr>
-      <w:r>
-        <w:t>Color-coded tier badges (green/blue/orange/red)</w:t>
-      </w:r>
-    </w:p>
-    <w:p>
-      <w:pPr>
-        <w:pStyle w:val="ListBullet"/>
-      </w:pPr>
-      <w:r>
-        <w:t>Smooth CSS animations</w:t>
+        <w:t>---</w:t>
       </w:r>
     </w:p>
     <w:p>
@@ -333,7 +382,12 @@
         <w:pStyle w:val="Heading2"/>
       </w:pPr>
       <w:r>
-        <w:t>Model Performance</w:t>
+        <w:t>3. Model Parameters and Coefficients</w:t>
+      </w:r>
+    </w:p>
+    <w:p>
+      <w:r>
+        <w:t>The Linear Regression model evaluates features according to the following weights:</w:t>
       </w:r>
     </w:p>
     <w:tbl>
@@ -343,13 +397,14 @@
         <w:tblLook w:firstColumn="1" w:firstRow="1" w:lastColumn="0" w:lastRow="0" w:noHBand="0" w:noVBand="1" w:val="04A0"/>
       </w:tblPr>
       <w:tblGrid>
-        <w:gridCol w:w="4320"/>
-        <w:gridCol w:w="4320"/>
+        <w:gridCol w:w="2880"/>
+        <w:gridCol w:w="2880"/>
+        <w:gridCol w:w="2880"/>
       </w:tblGrid>
       <w:tr>
         <w:tc>
           <w:tcPr>
-            <w:tcW w:type="dxa" w:w="4320"/>
+            <w:tcW w:type="dxa" w:w="2880"/>
             <w:shd w:fill="2563EB"/>
           </w:tcPr>
           <w:p>
@@ -358,13 +413,13 @@
                 <w:b/>
                 <w:color w:val="FFFFFF"/>
               </w:rPr>
-              <w:t>Metric</w:t>
+              <w:t>Feature Name</w:t>
             </w:r>
           </w:p>
         </w:tc>
         <w:tc>
           <w:tcPr>
-            <w:tcW w:type="dxa" w:w="4320"/>
+            <w:tcW w:type="dxa" w:w="2880"/>
             <w:shd w:fill="2563EB"/>
           </w:tcPr>
           <w:p>
@@ -373,7 +428,22 @@
                 <w:b/>
                 <w:color w:val="FFFFFF"/>
               </w:rPr>
-              <w:t>Value</w:t>
+              <w:t>Coefficient Value</w:t>
+            </w:r>
+          </w:p>
+        </w:tc>
+        <w:tc>
+          <w:tcPr>
+            <w:tcW w:type="dxa" w:w="2880"/>
+            <w:shd w:fill="2563EB"/>
+          </w:tcPr>
+          <w:p>
+            <w:r>
+              <w:rPr>
+                <w:b/>
+                <w:color w:val="FFFFFF"/>
+              </w:rPr>
+              <w:t>Impact on HDI Score</w:t>
             </w:r>
           </w:p>
         </w:tc>
@@ -381,21 +451,31 @@
       <w:tr>
         <w:tc>
           <w:tcPr>
-            <w:tcW w:type="dxa" w:w="4320"/>
+            <w:tcW w:type="dxa" w:w="2880"/>
           </w:tcPr>
           <w:p>
             <w:r>
-              <w:t>RMSE</w:t>
+              <w:t>**Expected Years of Schooling (EYS)**</w:t>
             </w:r>
           </w:p>
         </w:tc>
         <w:tc>
           <w:tcPr>
-            <w:tcW w:type="dxa" w:w="4320"/>
+            <w:tcW w:type="dxa" w:w="2880"/>
           </w:tcPr>
           <w:p>
             <w:r>
-              <w:t>0.0361</w:t>
+              <w:t>`0.0128`</w:t>
+            </w:r>
+          </w:p>
+        </w:tc>
+        <w:tc>
+          <w:tcPr>
+            <w:tcW w:type="dxa" w:w="2880"/>
+          </w:tcPr>
+          <w:p>
+            <w:r>
+              <w:t>High Impact</w:t>
             </w:r>
           </w:p>
         </w:tc>
@@ -403,23 +483,34 @@
       <w:tr>
         <w:tc>
           <w:tcPr>
-            <w:tcW w:type="dxa" w:w="4320"/>
+            <w:tcW w:type="dxa" w:w="2880"/>
             <w:shd w:fill="F8FAFC"/>
           </w:tcPr>
           <w:p>
             <w:r>
-              <w:t>R² Score</w:t>
+              <w:t>**Mean Years of Schooling (MYS)**</w:t>
             </w:r>
           </w:p>
         </w:tc>
         <w:tc>
           <w:tcPr>
-            <w:tcW w:type="dxa" w:w="4320"/>
+            <w:tcW w:type="dxa" w:w="2880"/>
             <w:shd w:fill="F8FAFC"/>
           </w:tcPr>
           <w:p>
             <w:r>
-              <w:t>0.8834</w:t>
+              <w:t>`0.0107`</w:t>
+            </w:r>
+          </w:p>
+        </w:tc>
+        <w:tc>
+          <w:tcPr>
+            <w:tcW w:type="dxa" w:w="2880"/>
+            <w:shd w:fill="F8FAFC"/>
+          </w:tcPr>
+          <w:p>
+            <w:r>
+              <w:t>High Impact</w:t>
             </w:r>
           </w:p>
         </w:tc>
@@ -427,21 +518,31 @@
       <w:tr>
         <w:tc>
           <w:tcPr>
-            <w:tcW w:type="dxa" w:w="4320"/>
+            <w:tcW w:type="dxa" w:w="2880"/>
           </w:tcPr>
           <w:p>
             <w:r>
-              <w:t>Training Set</w:t>
+              <w:t>**Life Expectancy**</w:t>
             </w:r>
           </w:p>
         </w:tc>
         <w:tc>
           <w:tcPr>
-            <w:tcW w:type="dxa" w:w="4320"/>
+            <w:tcW w:type="dxa" w:w="2880"/>
           </w:tcPr>
           <w:p>
             <w:r>
-              <w:t>160 samples</w:t>
+              <w:t>`0.0057`</w:t>
+            </w:r>
+          </w:p>
+        </w:tc>
+        <w:tc>
+          <w:tcPr>
+            <w:tcW w:type="dxa" w:w="2880"/>
+          </w:tcPr>
+          <w:p>
+            <w:r>
+              <w:t>Moderate Impact</w:t>
             </w:r>
           </w:p>
         </w:tc>
@@ -449,23 +550,66 @@
       <w:tr>
         <w:tc>
           <w:tcPr>
-            <w:tcW w:type="dxa" w:w="4320"/>
+            <w:tcW w:type="dxa" w:w="2880"/>
             <w:shd w:fill="F8FAFC"/>
           </w:tcPr>
           <w:p>
             <w:r>
-              <w:t>Test Set</w:t>
+              <w:t>**GNI per Capita**</w:t>
             </w:r>
           </w:p>
         </w:tc>
         <w:tc>
           <w:tcPr>
-            <w:tcW w:type="dxa" w:w="4320"/>
+            <w:tcW w:type="dxa" w:w="2880"/>
             <w:shd w:fill="F8FAFC"/>
           </w:tcPr>
           <w:p>
             <w:r>
-              <w:t>40 samples</w:t>
+              <w:t>`&lt; 0.0001`</w:t>
+            </w:r>
+          </w:p>
+        </w:tc>
+        <w:tc>
+          <w:tcPr>
+            <w:tcW w:type="dxa" w:w="2880"/>
+            <w:shd w:fill="F8FAFC"/>
+          </w:tcPr>
+          <w:p>
+            <w:r>
+              <w:t>Low Direct Impact</w:t>
+            </w:r>
+          </w:p>
+        </w:tc>
+      </w:tr>
+      <w:tr>
+        <w:tc>
+          <w:tcPr>
+            <w:tcW w:type="dxa" w:w="2880"/>
+          </w:tcPr>
+          <w:p>
+            <w:r>
+              <w:t>**Country (encoded)**</w:t>
+            </w:r>
+          </w:p>
+        </w:tc>
+        <w:tc>
+          <w:tcPr>
+            <w:tcW w:type="dxa" w:w="2880"/>
+          </w:tcPr>
+          <w:p>
+            <w:r>
+              <w:t>`&lt; 0.0001`</w:t>
+            </w:r>
+          </w:p>
+        </w:tc>
+        <w:tc>
+          <w:tcPr>
+            <w:tcW w:type="dxa" w:w="2880"/>
+          </w:tcPr>
+          <w:p>
+            <w:r>
+              <w:t>Low Direct Impact</w:t>
             </w:r>
           </w:p>
         </w:tc>
@@ -473,10 +617,55 @@
     </w:tbl>
     <w:p>
       <w:pPr>
-        <w:pStyle w:val="Heading2"/>
+        <w:pStyle w:val="Heading3"/>
       </w:pPr>
       <w:r>
-        <w:t>Key Feature Coefficients</w:t>
+        <w:t>Interpretation</w:t>
+      </w:r>
+    </w:p>
+    <w:p>
+      <w:pPr>
+        <w:pStyle w:val="ListBullet"/>
+      </w:pPr>
+      <w:r/>
+      <w:r>
+        <w:rPr>
+          <w:b/>
+        </w:rPr>
+        <w:t>Education Indicators</w:t>
+      </w:r>
+      <w:r>
+        <w:t xml:space="preserve"> (EYS and MYS) have the highest direct impact on the predicted HDI score.</w:t>
+      </w:r>
+    </w:p>
+    <w:p>
+      <w:pPr>
+        <w:pStyle w:val="ListBullet"/>
+      </w:pPr>
+      <w:r/>
+      <w:r>
+        <w:rPr>
+          <w:b/>
+        </w:rPr>
+        <w:t>Life Expectancy</w:t>
+      </w:r>
+      <w:r>
+        <w:t xml:space="preserve"> has a moderate direct impact.</w:t>
+      </w:r>
+    </w:p>
+    <w:p>
+      <w:pPr>
+        <w:pStyle w:val="ListBullet"/>
+      </w:pPr>
+      <w:r/>
+      <w:r>
+        <w:rPr>
+          <w:b/>
+        </w:rPr>
+        <w:t>GNI per Capita</w:t>
+      </w:r>
+      <w:r>
+        <w:t xml:space="preserve"> has a low direct coefficient because the model fits the raw indicator. In the actual index, GNI is log-transformed to account for diminishing returns on income.</w:t>
       </w:r>
     </w:p>
     <w:sectPr>
